--- a/src/content/bios-diffs/Clausen-AW 2015 (track-changes).docx
+++ b/src/content/bios-diffs/Clausen-AW 2015 (track-changes).docx
@@ -12,7 +12,7 @@
           <w:szCs w:val="24"/>
         </w:rPr>
       </w:pPr>
-      <w:del w:id="1000" w:author="IO BIO parser" w:date="2026-05-18T08:29:42Z">
+      <w:del w:id="1000" w:author="IO BIO parser" w:date="2026-05-18T08:57:46Z">
         <w:r>
           <w:rPr>
             <w:rFonts w:ascii="Times New Roman" w:hAnsi="Times New Roman" w:cs="Times New Roman"/>
@@ -23,7 +23,7 @@
           <w:delText xml:space="preserve">CLAUSEN, Alden Winship</w:delText>
         </w:r>
       </w:del>
-      <w:del w:id="1000" w:author="IO BIO parser" w:date="2026-05-18T08:29:42Z">
+      <w:del w:id="1000" w:author="IO BIO parser" w:date="2026-05-18T08:57:46Z">
         <w:r>
           <w:rPr>
             <w:rFonts w:ascii="Times New Roman" w:hAnsi="Times New Roman" w:cs="Times New Roman"/>
@@ -34,7 +34,7 @@
           <w:delText xml:space="preserve"> (called Tom)</w:delText>
         </w:r>
       </w:del>
-      <w:del w:id="1000" w:author="IO BIO parser" w:date="2026-05-18T08:29:42Z">
+      <w:del w:id="1000" w:author="IO BIO parser" w:date="2026-05-18T08:57:46Z">
         <w:r>
           <w:rPr>
             <w:rFonts w:ascii="Times New Roman" w:hAnsi="Times New Roman" w:cs="Times New Roman"/>
@@ -44,7 +44,7 @@
           <w:delText xml:space="preserve">, </w:delText>
         </w:r>
       </w:del>
-      <w:del w:id="1000" w:author="IO BIO parser" w:date="2026-05-18T08:29:42Z">
+      <w:del w:id="1000" w:author="IO BIO parser" w:date="2026-05-18T08:57:46Z">
         <w:r>
           <w:rPr>
             <w:rFonts w:ascii="Times New Roman" w:hAnsi="Times New Roman" w:cs="Times New Roman"/>
@@ -55,7 +55,7 @@
           <w:delText xml:space="preserve">Bank of America </w:delText>
         </w:r>
       </w:del>
-      <w:del w:id="1000" w:author="IO BIO parser" w:date="2026-05-18T08:29:42Z">
+      <w:del w:id="1000" w:author="IO BIO parser" w:date="2026-05-18T08:57:46Z">
         <w:r>
           <w:rPr>
             <w:rFonts w:ascii="Times New Roman" w:hAnsi="Times New Roman" w:cs="Times New Roman"/>
@@ -66,7 +66,7 @@
           <w:delText xml:space="preserve">President </w:delText>
         </w:r>
       </w:del>
-      <w:del w:id="1000" w:author="IO BIO parser" w:date="2026-05-18T08:29:42Z">
+      <w:del w:id="1000" w:author="IO BIO parser" w:date="2026-05-18T08:57:46Z">
         <w:r>
           <w:rPr>
             <w:rFonts w:ascii="Times New Roman" w:hAnsi="Times New Roman" w:cs="Times New Roman"/>
@@ -77,7 +77,7 @@
           <w:delText xml:space="preserve">and sixth Pr</w:delText>
         </w:r>
       </w:del>
-      <w:del w:id="1000" w:author="IO BIO parser" w:date="2026-05-18T08:29:42Z">
+      <w:del w:id="1000" w:author="IO BIO parser" w:date="2026-05-18T08:57:46Z">
         <w:r>
           <w:rPr>
             <w:rFonts w:ascii="Times New Roman" w:hAnsi="Times New Roman" w:cs="Times New Roman"/>
@@ -88,7 +88,7 @@
           <w:delText xml:space="preserve">esident of the </w:delText>
         </w:r>
       </w:del>
-      <w:del w:id="1000" w:author="IO BIO parser" w:date="2026-05-18T08:29:42Z">
+      <w:del w:id="1000" w:author="IO BIO parser" w:date="2026-05-18T08:57:46Z">
         <w:r>
           <w:rPr>
             <w:rFonts w:ascii="Times New Roman" w:hAnsi="Times New Roman" w:cs="Times New Roman"/>
@@ -99,7 +99,7 @@
           <w:delText xml:space="preserve">International Bank for Reconstruction and Development (IBRD) and </w:delText>
         </w:r>
       </w:del>
-      <w:del w:id="1000" w:author="IO BIO parser" w:date="2026-05-18T08:29:42Z">
+      <w:del w:id="1000" w:author="IO BIO parser" w:date="2026-05-18T08:57:46Z">
         <w:r>
           <w:rPr>
             <w:rFonts w:ascii="Times New Roman" w:hAnsi="Times New Roman" w:cs="Times New Roman"/>
@@ -110,7 +110,7 @@
           <w:delText xml:space="preserve">World Bank Group</w:delText>
         </w:r>
       </w:del>
-      <w:del w:id="1000" w:author="IO BIO parser" w:date="2026-05-18T08:29:42Z">
+      <w:del w:id="1000" w:author="IO BIO parser" w:date="2026-05-18T08:57:46Z">
         <w:r>
           <w:rPr>
             <w:rFonts w:ascii="Times New Roman" w:hAnsi="Times New Roman" w:cs="Times New Roman"/>
@@ -121,7 +121,7 @@
           <w:delText xml:space="preserve"> </w:delText>
         </w:r>
       </w:del>
-      <w:del w:id="1000" w:author="IO BIO parser" w:date="2026-05-18T08:29:42Z">
+      <w:del w:id="1000" w:author="IO BIO parser" w:date="2026-05-18T08:57:46Z">
         <w:r>
           <w:rPr>
             <w:rFonts w:ascii="Times New Roman" w:hAnsi="Times New Roman" w:cs="Times New Roman"/>
@@ -132,7 +132,7 @@
           <w:delText xml:space="preserve">1981</w:delText>
         </w:r>
       </w:del>
-      <w:del w:id="1000" w:author="IO BIO parser" w:date="2026-05-18T08:29:42Z">
+      <w:del w:id="1000" w:author="IO BIO parser" w:date="2026-05-18T08:57:46Z">
         <w:r>
           <w:rPr>
             <w:rFonts w:ascii="Times New Roman" w:hAnsi="Times New Roman" w:cs="Times New Roman"/>
@@ -143,7 +143,7 @@
           <w:delText xml:space="preserve">-1986, was born 17 February 1923 in Hamilton, Illinois</w:delText>
         </w:r>
       </w:del>
-      <w:del w:id="1000" w:author="IO BIO parser" w:date="2026-05-18T08:29:42Z">
+      <w:del w:id="1000" w:author="IO BIO parser" w:date="2026-05-18T08:57:46Z">
         <w:r>
           <w:rPr>
             <w:rFonts w:ascii="Times New Roman" w:hAnsi="Times New Roman" w:cs="Times New Roman"/>
@@ -154,7 +154,7 @@
           <w:delText xml:space="preserve">, United States</w:delText>
         </w:r>
       </w:del>
-      <w:del w:id="1000" w:author="IO BIO parser" w:date="2026-05-18T08:29:42Z">
+      <w:del w:id="1000" w:author="IO BIO parser" w:date="2026-05-18T08:57:46Z">
         <w:r>
           <w:rPr>
             <w:rFonts w:ascii="Times New Roman" w:hAnsi="Times New Roman" w:cs="Times New Roman"/>
@@ -165,7 +165,7 @@
           <w:delText xml:space="preserve"> and passed away 21 January 2013 in Hillsborough, California.</w:delText>
         </w:r>
       </w:del>
-      <w:del w:id="1000" w:author="IO BIO parser" w:date="2026-05-18T08:29:42Z">
+      <w:del w:id="1000" w:author="IO BIO parser" w:date="2026-05-18T08:57:46Z">
         <w:r>
           <w:rPr>
             <w:rFonts w:ascii="Times New Roman" w:hAnsi="Times New Roman" w:cs="Times New Roman"/>
@@ -176,7 +176,7 @@
           <w:delText xml:space="preserve"> </w:delText>
         </w:r>
       </w:del>
-      <w:del w:id="1000" w:author="IO BIO parser" w:date="2026-05-18T08:29:42Z">
+      <w:del w:id="1000" w:author="IO BIO parser" w:date="2026-05-18T08:57:46Z">
         <w:r>
           <w:rPr>
             <w:rFonts w:ascii="Times New Roman" w:hAnsi="Times New Roman" w:cs="Times New Roman"/>
@@ -187,7 +187,7 @@
           <w:delText xml:space="preserve">He was the son of </w:delText>
         </w:r>
       </w:del>
-      <w:del w:id="1000" w:author="IO BIO parser" w:date="2026-05-18T08:29:42Z">
+      <w:del w:id="1000" w:author="IO BIO parser" w:date="2026-05-18T08:57:46Z">
         <w:r>
           <w:rPr>
             <w:rFonts w:ascii="Times New Roman" w:hAnsi="Times New Roman" w:cs="Times New Roman"/>
@@ -198,7 +198,7 @@
           <w:delText xml:space="preserve">Morton Clausen, </w:delText>
         </w:r>
       </w:del>
-      <w:del w:id="1000" w:author="IO BIO parser" w:date="2026-05-18T08:29:42Z">
+      <w:del w:id="1000" w:author="IO BIO parser" w:date="2026-05-18T08:57:46Z">
         <w:r>
           <w:rPr>
             <w:rFonts w:ascii="Times New Roman" w:hAnsi="Times New Roman" w:cs="Times New Roman"/>
@@ -209,7 +209,7 @@
           <w:delText xml:space="preserve">newspaper </w:delText>
         </w:r>
       </w:del>
-      <w:del w:id="1000" w:author="IO BIO parser" w:date="2026-05-18T08:29:42Z">
+      <w:del w:id="1000" w:author="IO BIO parser" w:date="2026-05-18T08:57:46Z">
         <w:r>
           <w:rPr>
             <w:rFonts w:ascii="Times New Roman" w:hAnsi="Times New Roman" w:cs="Times New Roman"/>
@@ -220,7 +220,7 @@
           <w:delText xml:space="preserve">publisher</w:delText>
         </w:r>
       </w:del>
-      <w:del w:id="1000" w:author="IO BIO parser" w:date="2026-05-18T08:29:42Z">
+      <w:del w:id="1000" w:author="IO BIO parser" w:date="2026-05-18T08:57:46Z">
         <w:r>
           <w:rPr>
             <w:rFonts w:ascii="Times New Roman" w:hAnsi="Times New Roman" w:cs="Times New Roman"/>
@@ -231,7 +231,7 @@
           <w:delText xml:space="preserve">,</w:delText>
         </w:r>
       </w:del>
-      <w:del w:id="1000" w:author="IO BIO parser" w:date="2026-05-18T08:29:42Z">
+      <w:del w:id="1000" w:author="IO BIO parser" w:date="2026-05-18T08:57:46Z">
         <w:r>
           <w:rPr>
             <w:rFonts w:ascii="Times New Roman" w:hAnsi="Times New Roman" w:cs="Times New Roman"/>
@@ -242,7 +242,7 @@
           <w:delText xml:space="preserve"> and </w:delText>
         </w:r>
       </w:del>
-      <w:del w:id="1000" w:author="IO BIO parser" w:date="2026-05-18T08:29:42Z">
+      <w:del w:id="1000" w:author="IO BIO parser" w:date="2026-05-18T08:57:46Z">
         <w:r>
           <w:rPr>
             <w:rFonts w:ascii="Times New Roman" w:hAnsi="Times New Roman" w:cs="Times New Roman"/>
@@ -253,7 +253,7 @@
           <w:delText xml:space="preserve">Elsi</w:delText>
         </w:r>
       </w:del>
-      <w:del w:id="1000" w:author="IO BIO parser" w:date="2026-05-18T08:29:42Z">
+      <w:del w:id="1000" w:author="IO BIO parser" w:date="2026-05-18T08:57:46Z">
         <w:r>
           <w:rPr>
             <w:rFonts w:ascii="Times New Roman" w:hAnsi="Times New Roman" w:cs="Times New Roman"/>
@@ -264,7 +264,7 @@
           <w:delText xml:space="preserve">e Kroll.</w:delText>
         </w:r>
       </w:del>
-      <w:del w:id="1000" w:author="IO BIO parser" w:date="2026-05-18T08:29:42Z">
+      <w:del w:id="1000" w:author="IO BIO parser" w:date="2026-05-18T08:57:46Z">
         <w:r>
           <w:rPr>
             <w:rFonts w:ascii="Times New Roman" w:hAnsi="Times New Roman" w:cs="Times New Roman"/>
@@ -275,7 +275,7 @@
           <w:delText xml:space="preserve"> </w:delText>
         </w:r>
       </w:del>
-      <w:del w:id="1000" w:author="IO BIO parser" w:date="2026-05-18T08:29:42Z">
+      <w:del w:id="1000" w:author="IO BIO parser" w:date="2026-05-18T08:57:46Z">
         <w:r>
           <w:rPr>
             <w:rFonts w:ascii="Times New Roman" w:hAnsi="Times New Roman" w:cs="Times New Roman"/>
@@ -286,7 +286,7 @@
           <w:delText xml:space="preserve">On 11 February 1950 he married Mary Margaret </w:delText>
         </w:r>
       </w:del>
-      <w:del w:id="1000" w:author="IO BIO parser" w:date="2026-05-18T08:29:42Z">
+      <w:del w:id="1000" w:author="IO BIO parser" w:date="2026-05-18T08:57:46Z">
         <w:r>
           <w:rPr>
             <w:rFonts w:ascii="Times New Roman" w:hAnsi="Times New Roman" w:cs="Times New Roman"/>
@@ -297,7 +297,7 @@
           <w:delText xml:space="preserve">(Peggy</w:delText>
         </w:r>
       </w:del>
-      <w:del w:id="1000" w:author="IO BIO parser" w:date="2026-05-18T08:29:42Z">
+      <w:del w:id="1000" w:author="IO BIO parser" w:date="2026-05-18T08:57:46Z">
         <w:r>
           <w:rPr>
             <w:rFonts w:ascii="Times New Roman" w:hAnsi="Times New Roman" w:cs="Times New Roman"/>
@@ -309,7 +309,7 @@
         </w:r>
       </w:del>
       <w:proofErr w:type="spellStart"/>
-      <w:del w:id="1000" w:author="IO BIO parser" w:date="2026-05-18T08:29:42Z">
+      <w:del w:id="1000" w:author="IO BIO parser" w:date="2026-05-18T08:57:46Z">
         <w:r>
           <w:rPr>
             <w:rFonts w:ascii="Times New Roman" w:hAnsi="Times New Roman" w:cs="Times New Roman"/>
@@ -321,7 +321,7 @@
         </w:r>
       </w:del>
       <w:proofErr w:type="spellEnd"/>
-      <w:del w:id="1000" w:author="IO BIO parser" w:date="2026-05-18T08:29:42Z">
+      <w:del w:id="1000" w:author="IO BIO parser" w:date="2026-05-18T08:57:46Z">
         <w:r>
           <w:rPr>
             <w:rFonts w:ascii="Times New Roman" w:hAnsi="Times New Roman" w:cs="Times New Roman"/>
@@ -332,7 +332,7 @@
           <w:delText xml:space="preserve">, with whom he had two sons. </w:delText>
         </w:r>
       </w:del>
-      <w:del w:id="1000" w:author="IO BIO parser" w:date="2026-05-18T08:29:42Z">
+      <w:del w:id="1000" w:author="IO BIO parser" w:date="2026-05-18T08:57:46Z">
         <w:r>
           <w:rPr>
             <w:rFonts w:ascii="Times New Roman" w:hAnsi="Times New Roman" w:cs="Times New Roman"/>
@@ -343,7 +343,7 @@
           <w:delText xml:space="preserve">After her death on 15 March 2</w:delText>
         </w:r>
       </w:del>
-      <w:del w:id="1000" w:author="IO BIO parser" w:date="2026-05-18T08:29:42Z">
+      <w:del w:id="1000" w:author="IO BIO parser" w:date="2026-05-18T08:57:46Z">
         <w:r>
           <w:rPr>
             <w:rFonts w:ascii="Times New Roman" w:hAnsi="Times New Roman" w:cs="Times New Roman"/>
@@ -354,7 +354,7 @@
           <w:delText xml:space="preserve">001</w:delText>
         </w:r>
       </w:del>
-      <w:del w:id="1000" w:author="IO BIO parser" w:date="2026-05-18T08:29:42Z">
+      <w:del w:id="1000" w:author="IO BIO parser" w:date="2026-05-18T08:57:46Z">
         <w:r>
           <w:rPr>
             <w:rFonts w:ascii="Times New Roman" w:hAnsi="Times New Roman" w:cs="Times New Roman"/>
@@ -365,7 +365,7 @@
           <w:delText xml:space="preserve"> he married Helen Higgins</w:delText>
         </w:r>
       </w:del>
-      <w:del w:id="1000" w:author="IO BIO parser" w:date="2026-05-18T08:29:42Z">
+      <w:del w:id="1000" w:author="IO BIO parser" w:date="2026-05-18T08:57:46Z">
         <w:r>
           <w:rPr>
             <w:rFonts w:ascii="Times New Roman" w:hAnsi="Times New Roman" w:cs="Times New Roman"/>
@@ -376,7 +376,7 @@
           <w:delText xml:space="preserve">, his secretary at the Bank of America and the World Bank,</w:delText>
         </w:r>
       </w:del>
-      <w:del w:id="1000" w:author="IO BIO parser" w:date="2026-05-18T08:29:42Z">
+      <w:del w:id="1000" w:author="IO BIO parser" w:date="2026-05-18T08:57:46Z">
         <w:r>
           <w:rPr>
             <w:rFonts w:ascii="Times New Roman" w:hAnsi="Times New Roman" w:cs="Times New Roman"/>
@@ -387,7 +387,7 @@
           <w:delText xml:space="preserve"> on 29 September</w:delText>
         </w:r>
       </w:del>
-      <w:del w:id="1000" w:author="IO BIO parser" w:date="2026-05-18T08:29:42Z">
+      <w:del w:id="1000" w:author="IO BIO parser" w:date="2026-05-18T08:57:46Z">
         <w:r>
           <w:rPr>
             <w:rFonts w:ascii="Times New Roman" w:hAnsi="Times New Roman" w:cs="Times New Roman"/>
@@ -398,7 +398,7 @@
           <w:delText xml:space="preserve"> 2002.</w:delText>
         </w:r>
       </w:del>
-      <w:del w:id="1000" w:author="IO BIO parser" w:date="2026-05-18T08:29:42Z">
+      <w:del w:id="1000" w:author="IO BIO parser" w:date="2026-05-18T08:57:46Z">
         <w:r>
           <w:rPr>
             <w:rFonts w:ascii="Times New Roman" w:hAnsi="Times New Roman" w:cs="Times New Roman"/>
@@ -409,7 +409,7 @@
           <w:delText xml:space="preserve"> </w:delText>
         </w:r>
       </w:del>
-      <w:ins w:id="1001" w:author="IO BIO parser" w:date="2026-05-18T08:29:42Z">
+      <w:ins w:id="1001" w:author="IO BIO parser" w:date="2026-05-18T08:57:46Z">
         <w:r>
           <w:t xml:space="preserve">CLAUSEN, Alden Winship (known as Tom), Bank of America President and sixth President of the International Bank for Reconstruction and Development (IBRD) and World Bank Group 1981-1986, was born 17 February 1923 in Hamilton, Illinois, United States and passed away 21 January 2013 in Hillsborough, California. He was the son of Morton Clausen, newspaper publisher, and Elsie Kroll. On 11 February 1950 he married Mary Margaret (Peggy) Crassweller, with whom he had two sons. After her death on 15 March 2001 he married Helen Higgins, his secretary at the Bank of America and the World Bank, on 29 September 2002. </w:t>
         </w:r>

--- a/src/content/bios-diffs/Clausen-AW 2015 (track-changes).docx
+++ b/src/content/bios-diffs/Clausen-AW 2015 (track-changes).docx
@@ -12,7 +12,7 @@
           <w:szCs w:val="24"/>
         </w:rPr>
       </w:pPr>
-      <w:del w:id="1000" w:author="IO BIO parser" w:date="2026-05-18T08:57:46Z">
+      <w:del w:id="1000" w:author="IO BIO parser" w:date="2026-05-18T09:16:08Z">
         <w:r>
           <w:rPr>
             <w:rFonts w:ascii="Times New Roman" w:hAnsi="Times New Roman" w:cs="Times New Roman"/>
@@ -23,7 +23,7 @@
           <w:delText xml:space="preserve">CLAUSEN, Alden Winship</w:delText>
         </w:r>
       </w:del>
-      <w:del w:id="1000" w:author="IO BIO parser" w:date="2026-05-18T08:57:46Z">
+      <w:del w:id="1000" w:author="IO BIO parser" w:date="2026-05-18T09:16:08Z">
         <w:r>
           <w:rPr>
             <w:rFonts w:ascii="Times New Roman" w:hAnsi="Times New Roman" w:cs="Times New Roman"/>
@@ -34,7 +34,7 @@
           <w:delText xml:space="preserve"> (called Tom)</w:delText>
         </w:r>
       </w:del>
-      <w:del w:id="1000" w:author="IO BIO parser" w:date="2026-05-18T08:57:46Z">
+      <w:del w:id="1000" w:author="IO BIO parser" w:date="2026-05-18T09:16:08Z">
         <w:r>
           <w:rPr>
             <w:rFonts w:ascii="Times New Roman" w:hAnsi="Times New Roman" w:cs="Times New Roman"/>
@@ -44,7 +44,7 @@
           <w:delText xml:space="preserve">, </w:delText>
         </w:r>
       </w:del>
-      <w:del w:id="1000" w:author="IO BIO parser" w:date="2026-05-18T08:57:46Z">
+      <w:del w:id="1000" w:author="IO BIO parser" w:date="2026-05-18T09:16:08Z">
         <w:r>
           <w:rPr>
             <w:rFonts w:ascii="Times New Roman" w:hAnsi="Times New Roman" w:cs="Times New Roman"/>
@@ -55,7 +55,7 @@
           <w:delText xml:space="preserve">Bank of America </w:delText>
         </w:r>
       </w:del>
-      <w:del w:id="1000" w:author="IO BIO parser" w:date="2026-05-18T08:57:46Z">
+      <w:del w:id="1000" w:author="IO BIO parser" w:date="2026-05-18T09:16:08Z">
         <w:r>
           <w:rPr>
             <w:rFonts w:ascii="Times New Roman" w:hAnsi="Times New Roman" w:cs="Times New Roman"/>
@@ -66,7 +66,7 @@
           <w:delText xml:space="preserve">President </w:delText>
         </w:r>
       </w:del>
-      <w:del w:id="1000" w:author="IO BIO parser" w:date="2026-05-18T08:57:46Z">
+      <w:del w:id="1000" w:author="IO BIO parser" w:date="2026-05-18T09:16:08Z">
         <w:r>
           <w:rPr>
             <w:rFonts w:ascii="Times New Roman" w:hAnsi="Times New Roman" w:cs="Times New Roman"/>
@@ -77,7 +77,7 @@
           <w:delText xml:space="preserve">and sixth Pr</w:delText>
         </w:r>
       </w:del>
-      <w:del w:id="1000" w:author="IO BIO parser" w:date="2026-05-18T08:57:46Z">
+      <w:del w:id="1000" w:author="IO BIO parser" w:date="2026-05-18T09:16:08Z">
         <w:r>
           <w:rPr>
             <w:rFonts w:ascii="Times New Roman" w:hAnsi="Times New Roman" w:cs="Times New Roman"/>
@@ -88,7 +88,7 @@
           <w:delText xml:space="preserve">esident of the </w:delText>
         </w:r>
       </w:del>
-      <w:del w:id="1000" w:author="IO BIO parser" w:date="2026-05-18T08:57:46Z">
+      <w:del w:id="1000" w:author="IO BIO parser" w:date="2026-05-18T09:16:08Z">
         <w:r>
           <w:rPr>
             <w:rFonts w:ascii="Times New Roman" w:hAnsi="Times New Roman" w:cs="Times New Roman"/>
@@ -99,7 +99,7 @@
           <w:delText xml:space="preserve">International Bank for Reconstruction and Development (IBRD) and </w:delText>
         </w:r>
       </w:del>
-      <w:del w:id="1000" w:author="IO BIO parser" w:date="2026-05-18T08:57:46Z">
+      <w:del w:id="1000" w:author="IO BIO parser" w:date="2026-05-18T09:16:08Z">
         <w:r>
           <w:rPr>
             <w:rFonts w:ascii="Times New Roman" w:hAnsi="Times New Roman" w:cs="Times New Roman"/>
@@ -110,7 +110,7 @@
           <w:delText xml:space="preserve">World Bank Group</w:delText>
         </w:r>
       </w:del>
-      <w:del w:id="1000" w:author="IO BIO parser" w:date="2026-05-18T08:57:46Z">
+      <w:del w:id="1000" w:author="IO BIO parser" w:date="2026-05-18T09:16:08Z">
         <w:r>
           <w:rPr>
             <w:rFonts w:ascii="Times New Roman" w:hAnsi="Times New Roman" w:cs="Times New Roman"/>
@@ -121,7 +121,7 @@
           <w:delText xml:space="preserve"> </w:delText>
         </w:r>
       </w:del>
-      <w:del w:id="1000" w:author="IO BIO parser" w:date="2026-05-18T08:57:46Z">
+      <w:del w:id="1000" w:author="IO BIO parser" w:date="2026-05-18T09:16:08Z">
         <w:r>
           <w:rPr>
             <w:rFonts w:ascii="Times New Roman" w:hAnsi="Times New Roman" w:cs="Times New Roman"/>
@@ -132,7 +132,7 @@
           <w:delText xml:space="preserve">1981</w:delText>
         </w:r>
       </w:del>
-      <w:del w:id="1000" w:author="IO BIO parser" w:date="2026-05-18T08:57:46Z">
+      <w:del w:id="1000" w:author="IO BIO parser" w:date="2026-05-18T09:16:08Z">
         <w:r>
           <w:rPr>
             <w:rFonts w:ascii="Times New Roman" w:hAnsi="Times New Roman" w:cs="Times New Roman"/>
@@ -143,7 +143,7 @@
           <w:delText xml:space="preserve">-1986, was born 17 February 1923 in Hamilton, Illinois</w:delText>
         </w:r>
       </w:del>
-      <w:del w:id="1000" w:author="IO BIO parser" w:date="2026-05-18T08:57:46Z">
+      <w:del w:id="1000" w:author="IO BIO parser" w:date="2026-05-18T09:16:08Z">
         <w:r>
           <w:rPr>
             <w:rFonts w:ascii="Times New Roman" w:hAnsi="Times New Roman" w:cs="Times New Roman"/>
@@ -154,7 +154,7 @@
           <w:delText xml:space="preserve">, United States</w:delText>
         </w:r>
       </w:del>
-      <w:del w:id="1000" w:author="IO BIO parser" w:date="2026-05-18T08:57:46Z">
+      <w:del w:id="1000" w:author="IO BIO parser" w:date="2026-05-18T09:16:08Z">
         <w:r>
           <w:rPr>
             <w:rFonts w:ascii="Times New Roman" w:hAnsi="Times New Roman" w:cs="Times New Roman"/>
@@ -165,7 +165,7 @@
           <w:delText xml:space="preserve"> and passed away 21 January 2013 in Hillsborough, California.</w:delText>
         </w:r>
       </w:del>
-      <w:del w:id="1000" w:author="IO BIO parser" w:date="2026-05-18T08:57:46Z">
+      <w:del w:id="1000" w:author="IO BIO parser" w:date="2026-05-18T09:16:08Z">
         <w:r>
           <w:rPr>
             <w:rFonts w:ascii="Times New Roman" w:hAnsi="Times New Roman" w:cs="Times New Roman"/>
@@ -176,7 +176,7 @@
           <w:delText xml:space="preserve"> </w:delText>
         </w:r>
       </w:del>
-      <w:del w:id="1000" w:author="IO BIO parser" w:date="2026-05-18T08:57:46Z">
+      <w:del w:id="1000" w:author="IO BIO parser" w:date="2026-05-18T09:16:08Z">
         <w:r>
           <w:rPr>
             <w:rFonts w:ascii="Times New Roman" w:hAnsi="Times New Roman" w:cs="Times New Roman"/>
@@ -187,7 +187,7 @@
           <w:delText xml:space="preserve">He was the son of </w:delText>
         </w:r>
       </w:del>
-      <w:del w:id="1000" w:author="IO BIO parser" w:date="2026-05-18T08:57:46Z">
+      <w:del w:id="1000" w:author="IO BIO parser" w:date="2026-05-18T09:16:08Z">
         <w:r>
           <w:rPr>
             <w:rFonts w:ascii="Times New Roman" w:hAnsi="Times New Roman" w:cs="Times New Roman"/>
@@ -198,7 +198,7 @@
           <w:delText xml:space="preserve">Morton Clausen, </w:delText>
         </w:r>
       </w:del>
-      <w:del w:id="1000" w:author="IO BIO parser" w:date="2026-05-18T08:57:46Z">
+      <w:del w:id="1000" w:author="IO BIO parser" w:date="2026-05-18T09:16:08Z">
         <w:r>
           <w:rPr>
             <w:rFonts w:ascii="Times New Roman" w:hAnsi="Times New Roman" w:cs="Times New Roman"/>
@@ -209,7 +209,7 @@
           <w:delText xml:space="preserve">newspaper </w:delText>
         </w:r>
       </w:del>
-      <w:del w:id="1000" w:author="IO BIO parser" w:date="2026-05-18T08:57:46Z">
+      <w:del w:id="1000" w:author="IO BIO parser" w:date="2026-05-18T09:16:08Z">
         <w:r>
           <w:rPr>
             <w:rFonts w:ascii="Times New Roman" w:hAnsi="Times New Roman" w:cs="Times New Roman"/>
@@ -220,7 +220,7 @@
           <w:delText xml:space="preserve">publisher</w:delText>
         </w:r>
       </w:del>
-      <w:del w:id="1000" w:author="IO BIO parser" w:date="2026-05-18T08:57:46Z">
+      <w:del w:id="1000" w:author="IO BIO parser" w:date="2026-05-18T09:16:08Z">
         <w:r>
           <w:rPr>
             <w:rFonts w:ascii="Times New Roman" w:hAnsi="Times New Roman" w:cs="Times New Roman"/>
@@ -231,7 +231,7 @@
           <w:delText xml:space="preserve">,</w:delText>
         </w:r>
       </w:del>
-      <w:del w:id="1000" w:author="IO BIO parser" w:date="2026-05-18T08:57:46Z">
+      <w:del w:id="1000" w:author="IO BIO parser" w:date="2026-05-18T09:16:08Z">
         <w:r>
           <w:rPr>
             <w:rFonts w:ascii="Times New Roman" w:hAnsi="Times New Roman" w:cs="Times New Roman"/>
@@ -242,7 +242,7 @@
           <w:delText xml:space="preserve"> and </w:delText>
         </w:r>
       </w:del>
-      <w:del w:id="1000" w:author="IO BIO parser" w:date="2026-05-18T08:57:46Z">
+      <w:del w:id="1000" w:author="IO BIO parser" w:date="2026-05-18T09:16:08Z">
         <w:r>
           <w:rPr>
             <w:rFonts w:ascii="Times New Roman" w:hAnsi="Times New Roman" w:cs="Times New Roman"/>
@@ -253,7 +253,7 @@
           <w:delText xml:space="preserve">Elsi</w:delText>
         </w:r>
       </w:del>
-      <w:del w:id="1000" w:author="IO BIO parser" w:date="2026-05-18T08:57:46Z">
+      <w:del w:id="1000" w:author="IO BIO parser" w:date="2026-05-18T09:16:08Z">
         <w:r>
           <w:rPr>
             <w:rFonts w:ascii="Times New Roman" w:hAnsi="Times New Roman" w:cs="Times New Roman"/>
@@ -264,7 +264,7 @@
           <w:delText xml:space="preserve">e Kroll.</w:delText>
         </w:r>
       </w:del>
-      <w:del w:id="1000" w:author="IO BIO parser" w:date="2026-05-18T08:57:46Z">
+      <w:del w:id="1000" w:author="IO BIO parser" w:date="2026-05-18T09:16:08Z">
         <w:r>
           <w:rPr>
             <w:rFonts w:ascii="Times New Roman" w:hAnsi="Times New Roman" w:cs="Times New Roman"/>
@@ -275,7 +275,7 @@
           <w:delText xml:space="preserve"> </w:delText>
         </w:r>
       </w:del>
-      <w:del w:id="1000" w:author="IO BIO parser" w:date="2026-05-18T08:57:46Z">
+      <w:del w:id="1000" w:author="IO BIO parser" w:date="2026-05-18T09:16:08Z">
         <w:r>
           <w:rPr>
             <w:rFonts w:ascii="Times New Roman" w:hAnsi="Times New Roman" w:cs="Times New Roman"/>
@@ -286,7 +286,7 @@
           <w:delText xml:space="preserve">On 11 February 1950 he married Mary Margaret </w:delText>
         </w:r>
       </w:del>
-      <w:del w:id="1000" w:author="IO BIO parser" w:date="2026-05-18T08:57:46Z">
+      <w:del w:id="1000" w:author="IO BIO parser" w:date="2026-05-18T09:16:08Z">
         <w:r>
           <w:rPr>
             <w:rFonts w:ascii="Times New Roman" w:hAnsi="Times New Roman" w:cs="Times New Roman"/>
@@ -297,7 +297,7 @@
           <w:delText xml:space="preserve">(Peggy</w:delText>
         </w:r>
       </w:del>
-      <w:del w:id="1000" w:author="IO BIO parser" w:date="2026-05-18T08:57:46Z">
+      <w:del w:id="1000" w:author="IO BIO parser" w:date="2026-05-18T09:16:08Z">
         <w:r>
           <w:rPr>
             <w:rFonts w:ascii="Times New Roman" w:hAnsi="Times New Roman" w:cs="Times New Roman"/>
@@ -309,7 +309,7 @@
         </w:r>
       </w:del>
       <w:proofErr w:type="spellStart"/>
-      <w:del w:id="1000" w:author="IO BIO parser" w:date="2026-05-18T08:57:46Z">
+      <w:del w:id="1000" w:author="IO BIO parser" w:date="2026-05-18T09:16:08Z">
         <w:r>
           <w:rPr>
             <w:rFonts w:ascii="Times New Roman" w:hAnsi="Times New Roman" w:cs="Times New Roman"/>
@@ -321,7 +321,7 @@
         </w:r>
       </w:del>
       <w:proofErr w:type="spellEnd"/>
-      <w:del w:id="1000" w:author="IO BIO parser" w:date="2026-05-18T08:57:46Z">
+      <w:del w:id="1000" w:author="IO BIO parser" w:date="2026-05-18T09:16:08Z">
         <w:r>
           <w:rPr>
             <w:rFonts w:ascii="Times New Roman" w:hAnsi="Times New Roman" w:cs="Times New Roman"/>
@@ -332,7 +332,7 @@
           <w:delText xml:space="preserve">, with whom he had two sons. </w:delText>
         </w:r>
       </w:del>
-      <w:del w:id="1000" w:author="IO BIO parser" w:date="2026-05-18T08:57:46Z">
+      <w:del w:id="1000" w:author="IO BIO parser" w:date="2026-05-18T09:16:08Z">
         <w:r>
           <w:rPr>
             <w:rFonts w:ascii="Times New Roman" w:hAnsi="Times New Roman" w:cs="Times New Roman"/>
@@ -343,7 +343,7 @@
           <w:delText xml:space="preserve">After her death on 15 March 2</w:delText>
         </w:r>
       </w:del>
-      <w:del w:id="1000" w:author="IO BIO parser" w:date="2026-05-18T08:57:46Z">
+      <w:del w:id="1000" w:author="IO BIO parser" w:date="2026-05-18T09:16:08Z">
         <w:r>
           <w:rPr>
             <w:rFonts w:ascii="Times New Roman" w:hAnsi="Times New Roman" w:cs="Times New Roman"/>
@@ -354,7 +354,7 @@
           <w:delText xml:space="preserve">001</w:delText>
         </w:r>
       </w:del>
-      <w:del w:id="1000" w:author="IO BIO parser" w:date="2026-05-18T08:57:46Z">
+      <w:del w:id="1000" w:author="IO BIO parser" w:date="2026-05-18T09:16:08Z">
         <w:r>
           <w:rPr>
             <w:rFonts w:ascii="Times New Roman" w:hAnsi="Times New Roman" w:cs="Times New Roman"/>
@@ -365,7 +365,7 @@
           <w:delText xml:space="preserve"> he married Helen Higgins</w:delText>
         </w:r>
       </w:del>
-      <w:del w:id="1000" w:author="IO BIO parser" w:date="2026-05-18T08:57:46Z">
+      <w:del w:id="1000" w:author="IO BIO parser" w:date="2026-05-18T09:16:08Z">
         <w:r>
           <w:rPr>
             <w:rFonts w:ascii="Times New Roman" w:hAnsi="Times New Roman" w:cs="Times New Roman"/>
@@ -376,7 +376,7 @@
           <w:delText xml:space="preserve">, his secretary at the Bank of America and the World Bank,</w:delText>
         </w:r>
       </w:del>
-      <w:del w:id="1000" w:author="IO BIO parser" w:date="2026-05-18T08:57:46Z">
+      <w:del w:id="1000" w:author="IO BIO parser" w:date="2026-05-18T09:16:08Z">
         <w:r>
           <w:rPr>
             <w:rFonts w:ascii="Times New Roman" w:hAnsi="Times New Roman" w:cs="Times New Roman"/>
@@ -387,7 +387,7 @@
           <w:delText xml:space="preserve"> on 29 September</w:delText>
         </w:r>
       </w:del>
-      <w:del w:id="1000" w:author="IO BIO parser" w:date="2026-05-18T08:57:46Z">
+      <w:del w:id="1000" w:author="IO BIO parser" w:date="2026-05-18T09:16:08Z">
         <w:r>
           <w:rPr>
             <w:rFonts w:ascii="Times New Roman" w:hAnsi="Times New Roman" w:cs="Times New Roman"/>
@@ -398,7 +398,7 @@
           <w:delText xml:space="preserve"> 2002.</w:delText>
         </w:r>
       </w:del>
-      <w:del w:id="1000" w:author="IO BIO parser" w:date="2026-05-18T08:57:46Z">
+      <w:del w:id="1000" w:author="IO BIO parser" w:date="2026-05-18T09:16:08Z">
         <w:r>
           <w:rPr>
             <w:rFonts w:ascii="Times New Roman" w:hAnsi="Times New Roman" w:cs="Times New Roman"/>
@@ -409,9 +409,9 @@
           <w:delText xml:space="preserve"> </w:delText>
         </w:r>
       </w:del>
-      <w:ins w:id="1001" w:author="IO BIO parser" w:date="2026-05-18T08:57:46Z">
+      <w:ins w:id="1001" w:author="IO BIO parser" w:date="2026-05-18T09:16:08Z">
         <w:r>
-          <w:t xml:space="preserve">CLAUSEN, Alden Winship (known as Tom), Bank of America President and sixth President of the International Bank for Reconstruction and Development (IBRD) and World Bank Group 1981-1986, was born 17 February 1923 in Hamilton, Illinois, United States and passed away 21 January 2013 in Hillsborough, California. He was the son of Morton Clausen, newspaper publisher, and Elsie Kroll. On 11 February 1950 he married Mary Margaret (Peggy) Crassweller, with whom he had two sons. After her death on 15 March 2001 he married Helen Higgins, his secretary at the Bank of America and the World Bank, on 29 September 2002. </w:t>
+          <w:t xml:space="preserve">CLAUSEN, Alden Winship (known as Tom), American banker, President of Bank of America (BofA) 1970-1981 and sixth President of the International Bank for Reconstruction and Development (IBRD) 1981-1986, was born 17 February 1923 in Hamilton, Illinois, United States and passed away 21 January 2013 in Hillsborough, California. He was the son of Morton Clausen, newspaper publisher, and Elsie Kroll. On 11 February 1950 he married Mary Margaret (Peggy) Crassweller, with whom he had two sons. After her death on 15 March 2001 he married Helen Higgins, his secretary at the Bank of America and the World Bank, on 29 September 2002. </w:t>
         </w:r>
       </w:ins>
     </w:p>
